--- a/docs/registry/out/01_Описание_функциональных_характеристик.docx
+++ b/docs/registry/out/01_Описание_функциональных_характеристик.docx
@@ -294,7 +294,7 @@
               <w:rPr>
                 <w:sz w:val="20"/>
               </w:rPr>
-              <w:t>Офисные приложения — почтовые приложения (код уточняется по действующей редакции классификатора, приказ Минцифры России № 486 от 22.09.2020)</w:t>
+              <w:t>06.04 «Почтовые приложения» (раздел 06 «Офисные приложения» классификатора, приказ Минцифры России № 486 от 22.09.2020 в ред. приказа № 1041 от 04.12.2023); дополнительно 06.05 «Органайзеры» (календарь, адресная книга)</w:t>
             </w:r>
           </w:p>
         </w:tc>

--- a/docs/registry/out/01_Описание_функциональных_характеристик.docx
+++ b/docs/registry/out/01_Описание_функциональных_характеристик.docx
@@ -460,7 +460,7 @@
         <w:pStyle w:val="ListBullet"/>
       </w:pPr>
       <w:r>
-        <w:t>Способы входа: логин и пароль (в том числе пароль приложения), единый вход Kerberos (GSSAPI/SPNEGO) по билету домена или из файла keytab.</w:t>
+        <w:t>Способы входа: логин и пароль (в том числе пароль приложения), единый вход Kerberos (GSSAPI/SPNEGO) по билету домена, полученному при входе в ОС.</w:t>
       </w:r>
     </w:p>
     <w:p>
@@ -541,6 +541,14 @@
       </w:pPr>
       <w:r>
         <w:t>Локальный кэш заголовков и тел писем (SQLite) — быстрый повторный просмотр и работа при недоступности сервера.</w:t>
+      </w:r>
+    </w:p>
+    <w:p>
+      <w:pPr>
+        <w:pStyle w:val="ListBullet"/>
+      </w:pPr>
+      <w:r>
+        <w:t>Журнал подключений и синхронизаций: входы и переподключения к серверам, отправки писем, синхронизации CalDAV и ошибки записываются в файл с ротацией (без паролей и содержимого писем); просмотр из меню «Справка» → «Журнал подключений…».</w:t>
       </w:r>
     </w:p>
     <w:p>
@@ -1072,7 +1080,37 @@
               <w:rPr>
                 <w:sz w:val="20"/>
               </w:rPr>
-              <w:t>Единый вход Kerberos (GSSAPI/SASL) для IMAP и SMTP, получение билета из keytab.</w:t>
+              <w:t>Единый вход Kerberos (GSSAPI/SASL) для IMAP и SMTP по билету домена.</w:t>
+            </w:r>
+          </w:p>
+        </w:tc>
+      </w:tr>
+      <w:tr>
+        <w:tc>
+          <w:tcPr>
+            <w:tcW w:type="dxa" w:w="2835"/>
+          </w:tcPr>
+          <w:p>
+            <w:r/>
+            <w:r>
+              <w:rPr>
+                <w:sz w:val="20"/>
+              </w:rPr>
+              <w:t>applog.py</w:t>
+            </w:r>
+          </w:p>
+        </w:tc>
+        <w:tc>
+          <w:tcPr>
+            <w:tcW w:type="dxa" w:w="6236"/>
+          </w:tcPr>
+          <w:p>
+            <w:r/>
+            <w:r>
+              <w:rPr>
+                <w:sz w:val="20"/>
+              </w:rPr>
+              <w:t>Журнал подключений и синхронизаций (файл с ротацией): входы, переподключения, отправки, CalDAV, ошибки.</w:t>
             </w:r>
           </w:p>
         </w:tc>

--- a/docs/registry/out/01_Описание_функциональных_характеристик.docx
+++ b/docs/registry/out/01_Описание_функциональных_характеристик.docx
@@ -49,7 +49,7 @@
         <w:jc w:val="center"/>
       </w:pPr>
       <w:r>
-        <w:t>Версия 0.0.1-61</w:t>
+        <w:t>Версия 0.0.1-63</w:t>
         <w:br/>
         <w:t>Правообладатель: Пономарев Роман Сергеевич</w:t>
         <w:br/>
@@ -174,7 +174,7 @@
               <w:rPr>
                 <w:sz w:val="20"/>
               </w:rPr>
-              <w:t>0.0.1-61</w:t>
+              <w:t>0.0.1-63</w:t>
             </w:r>
           </w:p>
         </w:tc>
@@ -541,6 +541,14 @@
       </w:pPr>
       <w:r>
         <w:t>Локальный кэш заголовков и тел писем (SQLite) — быстрый повторный просмотр и работа при недоступности сервера.</w:t>
+      </w:r>
+    </w:p>
+    <w:p>
+      <w:pPr>
+        <w:pStyle w:val="ListBullet"/>
+      </w:pPr>
+      <w:r>
+        <w:t>Локальный канал управления для голосового помощника (unix-сокет, доступ только своему пользователю ОС): открыть окно, новое письмо или встречу с заполненными полями, перенос и отмена встречи, применение правил сортировки; любая отправка требует подтверждения человеком на экране.</w:t>
       </w:r>
     </w:p>
     <w:p>
@@ -1081,6 +1089,36 @@
                 <w:sz w:val="20"/>
               </w:rPr>
               <w:t>Единый вход Kerberos (GSSAPI/SASL) для IMAP и SMTP по билету домена.</w:t>
+            </w:r>
+          </w:p>
+        </w:tc>
+      </w:tr>
+      <w:tr>
+        <w:tc>
+          <w:tcPr>
+            <w:tcW w:type="dxa" w:w="2835"/>
+          </w:tcPr>
+          <w:p>
+            <w:r/>
+            <w:r>
+              <w:rPr>
+                <w:sz w:val="20"/>
+              </w:rPr>
+              <w:t>ipc_server.py</w:t>
+            </w:r>
+          </w:p>
+        </w:tc>
+        <w:tc>
+          <w:tcPr>
+            <w:tcW w:type="dxa" w:w="6236"/>
+          </w:tcPr>
+          <w:p>
+            <w:r/>
+            <w:r>
+              <w:rPr>
+                <w:sz w:val="20"/>
+              </w:rPr>
+              <w:t>Локальный канал управления (unix-сокет, JSON) для голосового помощника и других локальных программ.</w:t>
             </w:r>
           </w:p>
         </w:tc>

--- a/docs/registry/out/01_Описание_функциональных_характеристик.docx
+++ b/docs/registry/out/01_Описание_функциональных_характеристик.docx
@@ -49,7 +49,7 @@
         <w:jc w:val="center"/>
       </w:pPr>
       <w:r>
-        <w:t>Версия 0.0.1-63</w:t>
+        <w:t>Версия 0.0.1-66</w:t>
         <w:br/>
         <w:t>Правообладатель: Пономарев Роман Сергеевич</w:t>
         <w:br/>
@@ -174,7 +174,7 @@
               <w:rPr>
                 <w:sz w:val="20"/>
               </w:rPr>
-              <w:t>0.0.1-63</w:t>
+              <w:t>0.0.1-66</w:t>
             </w:r>
           </w:p>
         </w:tc>
@@ -540,7 +540,15 @@
         <w:pStyle w:val="ListBullet"/>
       </w:pPr>
       <w:r>
-        <w:t>Локальный кэш заголовков и тел писем (SQLite) — быстрый повторный просмотр и работа при недоступности сервера.</w:t>
+        <w:t>Полная локальная копия ящика (аналог OST): заголовки всех папок синхронизируются при подключении, тела писем докачиваются в фоне от новых к старым, письма больше настраиваемого порога (по умолчанию 25 МБ) загружаются при открытии; удаления и флаги зеркалируются с сервером в обе стороны; работа с уже скачанной почтой возможна без сети.</w:t>
+      </w:r>
+    </w:p>
+    <w:p>
+      <w:pPr>
+        <w:pStyle w:val="ListBullet"/>
+      </w:pPr>
+      <w:r>
+        <w:t>Профиль пользователя: настраиваемый каталог с базами почты, календаря и контактов и архивами; при обновлении программы данные переносятся автоматически.</w:t>
       </w:r>
     </w:p>
     <w:p>
@@ -1194,6 +1202,66 @@
               <w:rPr>
                 <w:sz w:val="20"/>
               </w:rPr>
+              <w:t>profile.py</w:t>
+            </w:r>
+          </w:p>
+        </w:tc>
+        <w:tc>
+          <w:tcPr>
+            <w:tcW w:type="dxa" w:w="6236"/>
+          </w:tcPr>
+          <w:p>
+            <w:r/>
+            <w:r>
+              <w:rPr>
+                <w:sz w:val="20"/>
+              </w:rPr>
+              <w:t>Профиль пользователя: каталог с базами (почта, календарь, контакты, архивы), перенос старых баз.</w:t>
+            </w:r>
+          </w:p>
+        </w:tc>
+      </w:tr>
+      <w:tr>
+        <w:tc>
+          <w:tcPr>
+            <w:tcW w:type="dxa" w:w="2835"/>
+          </w:tcPr>
+          <w:p>
+            <w:r/>
+            <w:r>
+              <w:rPr>
+                <w:sz w:val="20"/>
+              </w:rPr>
+              <w:t>sync_engine.py</w:t>
+            </w:r>
+          </w:p>
+        </w:tc>
+        <w:tc>
+          <w:tcPr>
+            <w:tcW w:type="dxa" w:w="6236"/>
+          </w:tcPr>
+          <w:p>
+            <w:r/>
+            <w:r>
+              <w:rPr>
+                <w:sz w:val="20"/>
+              </w:rPr>
+              <w:t>Полная синхронизация ящика: заголовки всех папок, зеркало удалений и флагов, фоновая загрузка тел, порог размера.</w:t>
+            </w:r>
+          </w:p>
+        </w:tc>
+      </w:tr>
+      <w:tr>
+        <w:tc>
+          <w:tcPr>
+            <w:tcW w:type="dxa" w:w="2835"/>
+          </w:tcPr>
+          <w:p>
+            <w:r/>
+            <w:r>
+              <w:rPr>
+                <w:sz w:val="20"/>
+              </w:rPr>
               <w:t>cache_store.py</w:t>
             </w:r>
           </w:p>
@@ -1208,7 +1276,7 @@
               <w:rPr>
                 <w:sz w:val="20"/>
               </w:rPr>
-              <w:t>Локальный кэш почты в SQLite (заголовки, тела, флаги, маркеры).</w:t>
+              <w:t>Локальная копия почты в SQLite (заголовки, тела, вложения, флаги, маркеры, состояние синхронизации).</w:t>
             </w:r>
           </w:p>
         </w:tc>
@@ -1646,7 +1714,7 @@
               <w:rPr>
                 <w:sz w:val="20"/>
               </w:rPr>
-              <w:t>Кэш почты</w:t>
+              <w:t>Локальная копия почты</w:t>
             </w:r>
           </w:p>
         </w:tc>
@@ -1674,7 +1742,7 @@
               <w:rPr>
                 <w:sz w:val="20"/>
               </w:rPr>
-              <w:t>~/.config/redmail/cache.sqlite3</w:t>
+              <w:t>&lt;профиль&gt;/mail.sqlite3 (профиль по умолчанию ~/.config/redmail/profile, настраивается)</w:t>
             </w:r>
           </w:p>
         </w:tc>
@@ -1718,7 +1786,7 @@
               <w:rPr>
                 <w:sz w:val="20"/>
               </w:rPr>
-              <w:t>~/.config/redmail/calendar.rmcal</w:t>
+              <w:t>&lt;профиль&gt;/calendar.rmcal</w:t>
             </w:r>
           </w:p>
         </w:tc>
@@ -1762,7 +1830,7 @@
               <w:rPr>
                 <w:sz w:val="20"/>
               </w:rPr>
-              <w:t>~/.config/redmail/contacts.rmcontacts</w:t>
+              <w:t>&lt;профиль&gt;/contacts.rmcontacts</w:t>
             </w:r>
           </w:p>
         </w:tc>
@@ -2112,7 +2180,7 @@
         <w:pStyle w:val="ListBullet"/>
       </w:pPr>
       <w:r>
-        <w:t>Полная офлайн-копия ящика и автоматическое архивирование по размеру запланированы в следующих версиях.</w:t>
+        <w:t>Автоматическое архивирование по размеру локальной базы и единый поиск по почте и архивам запланированы в следующих версиях.</w:t>
       </w:r>
     </w:p>
     <w:sectPr>

--- a/docs/registry/out/01_Описание_функциональных_характеристик.docx
+++ b/docs/registry/out/01_Описание_функциональных_характеристик.docx
@@ -49,7 +49,7 @@
         <w:jc w:val="center"/>
       </w:pPr>
       <w:r>
-        <w:t>Версия 0.0.1-66</w:t>
+        <w:t>Версия 0.0.1-70</w:t>
         <w:br/>
         <w:t>Правообладатель: Пономарев Роман Сергеевич</w:t>
         <w:br/>
@@ -174,7 +174,7 @@
               <w:rPr>
                 <w:sz w:val="20"/>
               </w:rPr>
-              <w:t>0.0.1-66</w:t>
+              <w:t>0.0.1-70</w:t>
             </w:r>
           </w:p>
         </w:tc>
@@ -541,6 +541,14 @@
       </w:pPr>
       <w:r>
         <w:t>Полная локальная копия ящика (аналог OST): заголовки всех папок синхронизируются при подключении, тела писем докачиваются в фоне от новых к старым, письма больше настраиваемого порога (по умолчанию 25 МБ) загружаются при открытии; удаления и флаги зеркалируются с сервером в обе стороны; работа с уже скачанной почтой возможна без сети.</w:t>
+      </w:r>
+    </w:p>
+    <w:p>
+      <w:pPr>
+        <w:pStyle w:val="ListBullet"/>
+      </w:pPr>
+      <w:r>
+        <w:t>Автоархив по размеру локальной базы: при превышении настраиваемого порога (по умолчанию 500 МБ) самые старые письма переносятся в файлы архива с проверкой записи и ротацией файлов по размеру; архивные письма остаются в общем списке и читаются из архива (единый индекс); удаление перенесённых писем с сервера — отдельная настройка, по умолчанию выключена.</w:t>
       </w:r>
     </w:p>
     <w:p>
@@ -1217,6 +1225,36 @@
                 <w:sz w:val="20"/>
               </w:rPr>
               <w:t>Профиль пользователя: каталог с базами (почта, календарь, контакты, архивы), перенос старых баз.</w:t>
+            </w:r>
+          </w:p>
+        </w:tc>
+      </w:tr>
+      <w:tr>
+        <w:tc>
+          <w:tcPr>
+            <w:tcW w:type="dxa" w:w="2835"/>
+          </w:tcPr>
+          <w:p>
+            <w:r/>
+            <w:r>
+              <w:rPr>
+                <w:sz w:val="20"/>
+              </w:rPr>
+              <w:t>autoarchive.py</w:t>
+            </w:r>
+          </w:p>
+        </w:tc>
+        <w:tc>
+          <w:tcPr>
+            <w:tcW w:type="dxa" w:w="6236"/>
+          </w:tcPr>
+          <w:p>
+            <w:r/>
+            <w:r>
+              <w:rPr>
+                <w:sz w:val="20"/>
+              </w:rPr>
+              <w:t>Автоархив по размеру базы: перенос старых писем в файлы архива с проверкой, единый индекс.</w:t>
             </w:r>
           </w:p>
         </w:tc>
@@ -2180,7 +2218,7 @@
         <w:pStyle w:val="ListBullet"/>
       </w:pPr>
       <w:r>
-        <w:t>Автоматическое архивирование по размеру локальной базы и единый поиск по почте и архивам запланированы в следующих версиях.</w:t>
+        <w:t>Единый полнотекстовый поиск по всей локальной базе и архивам запланирован в следующих версиях.</w:t>
       </w:r>
     </w:p>
     <w:sectPr>

--- a/docs/registry/out/01_Описание_функциональных_характеристик.docx
+++ b/docs/registry/out/01_Описание_функциональных_характеристик.docx
@@ -49,7 +49,7 @@
         <w:jc w:val="center"/>
       </w:pPr>
       <w:r>
-        <w:t>Версия 0.0.1-70</w:t>
+        <w:t>Версия 0.0.1-74</w:t>
         <w:br/>
         <w:t>Правообладатель: Пономарев Роман Сергеевич</w:t>
         <w:br/>
@@ -174,7 +174,7 @@
               <w:rPr>
                 <w:sz w:val="20"/>
               </w:rPr>
-              <w:t>0.0.1-70</w:t>
+              <w:t>0.0.1-74</w:t>
             </w:r>
           </w:p>
         </w:tc>
@@ -1912,7 +1912,7 @@
               <w:rPr>
                 <w:sz w:val="20"/>
               </w:rPr>
-              <w:t>настраиваемый каталог, по умолчанию ~/Архивы RedMail</w:t>
+              <w:t>&lt;профиль&gt;/archives (файлы автоархива всегда там; каталог для ручных архивов настраивается)</w:t>
             </w:r>
           </w:p>
         </w:tc>

--- a/docs/registry/out/01_Описание_функциональных_характеристик.docx
+++ b/docs/registry/out/01_Описание_функциональных_характеристик.docx
@@ -49,7 +49,7 @@
         <w:jc w:val="center"/>
       </w:pPr>
       <w:r>
-        <w:t>Версия 0.0.1-74</w:t>
+        <w:t>Версия 0.0.1-77</w:t>
         <w:br/>
         <w:t>Правообладатель: Пономарев Роман Сергеевич</w:t>
         <w:br/>
@@ -174,7 +174,7 @@
               <w:rPr>
                 <w:sz w:val="20"/>
               </w:rPr>
-              <w:t>0.0.1-74</w:t>
+              <w:t>0.0.1-77</w:t>
             </w:r>
           </w:p>
         </w:tc>
@@ -557,6 +557,14 @@
       </w:pPr>
       <w:r>
         <w:t>Профиль пользователя: настраиваемый каталог с базами почты, календаря и контактов и архивами; при обновлении программы данные переносятся автоматически.</w:t>
+      </w:r>
+    </w:p>
+    <w:p>
+      <w:pPr>
+        <w:pStyle w:val="ListBullet"/>
+      </w:pPr>
+      <w:r>
+        <w:t>Управление голосовым помощником (отдельный продукт audioreferent, рекомендуемая зависимость пакета): включение и выключение из параметров почты, состояние, его настройки и журнал, проверка связи.</w:t>
       </w:r>
     </w:p>
     <w:p>
@@ -1135,6 +1143,36 @@
                 <w:sz w:val="20"/>
               </w:rPr>
               <w:t>Локальный канал управления (unix-сокет, JSON) для голосового помощника и других локальных программ.</w:t>
+            </w:r>
+          </w:p>
+        </w:tc>
+      </w:tr>
+      <w:tr>
+        <w:tc>
+          <w:tcPr>
+            <w:tcW w:type="dxa" w:w="2835"/>
+          </w:tcPr>
+          <w:p>
+            <w:r/>
+            <w:r>
+              <w:rPr>
+                <w:sz w:val="20"/>
+              </w:rPr>
+              <w:t>voice_assistant.py</w:t>
+            </w:r>
+          </w:p>
+        </w:tc>
+        <w:tc>
+          <w:tcPr>
+            <w:tcW w:type="dxa" w:w="6236"/>
+          </w:tcPr>
+          <w:p>
+            <w:r/>
+            <w:r>
+              <w:rPr>
+                <w:sz w:val="20"/>
+              </w:rPr>
+              <w:t>Управление сервисом голосового помощника из настроек (systemd пользователя).</w:t>
             </w:r>
           </w:p>
         </w:tc>
